--- a/Documentation/ETLAutomationProposal_v3.docx
+++ b/Documentation/ETLAutomationProposal_v3.docx
@@ -1584,12 +1584,7 @@
         <w:t xml:space="preserve"> advanced analysis, visualization</w:t>
       </w:r>
       <w:r>
-        <w:t>. This process ensures that the data from various sources are ready for analysis, visualization through which various dashboards, visual reports are generated and thus helping in data driven Decision M</w:t>
-      </w:r>
-      <w:bookmarkStart w:id="4" w:name="_GoBack"/>
-      <w:bookmarkEnd w:id="4"/>
-      <w:r>
-        <w:t>aking Processes</w:t>
+        <w:t>. This process ensures that the data from various sources are ready for analysis, visualization through which various dashboards, visual reports are generated and thus helping in data driven Decision Making Processes</w:t>
       </w:r>
       <w:r>
         <w:t xml:space="preserve"> [9]</w:t>
@@ -1849,14 +1844,14 @@
         <w:pStyle w:val="heading2roman"/>
         <w:spacing w:after="200"/>
       </w:pPr>
-      <w:bookmarkStart w:id="5" w:name="_Toc186291784"/>
-      <w:bookmarkStart w:id="6" w:name="_Toc186292460"/>
+      <w:bookmarkStart w:id="4" w:name="_Toc186291784"/>
+      <w:bookmarkStart w:id="5" w:name="_Toc186292460"/>
       <w:r>
         <w:lastRenderedPageBreak/>
         <w:t>1.2 Statement of the Problem</w:t>
       </w:r>
+      <w:bookmarkEnd w:id="4"/>
       <w:bookmarkEnd w:id="5"/>
-      <w:bookmarkEnd w:id="6"/>
     </w:p>
     <w:p>
       <w:pPr>
@@ -2156,8 +2151,8 @@
         <w:pStyle w:val="heading2roman"/>
         <w:spacing w:after="200"/>
       </w:pPr>
-      <w:bookmarkStart w:id="7" w:name="_Toc186291785"/>
-      <w:bookmarkStart w:id="8" w:name="_Toc186292461"/>
+      <w:bookmarkStart w:id="6" w:name="_Toc186291785"/>
+      <w:bookmarkStart w:id="7" w:name="_Toc186292461"/>
       <w:r>
         <w:lastRenderedPageBreak/>
         <w:t xml:space="preserve">1.3 </w:t>
@@ -2165,8 +2160,8 @@
       <w:r>
         <w:t>Research Questions</w:t>
       </w:r>
+      <w:bookmarkEnd w:id="6"/>
       <w:bookmarkEnd w:id="7"/>
-      <w:bookmarkEnd w:id="8"/>
     </w:p>
     <w:p>
       <w:pPr>
@@ -2285,8 +2280,8 @@
         <w:pStyle w:val="heading2roman"/>
         <w:spacing w:after="200"/>
       </w:pPr>
-      <w:bookmarkStart w:id="9" w:name="_Toc186291786"/>
-      <w:bookmarkStart w:id="10" w:name="_Toc186292462"/>
+      <w:bookmarkStart w:id="8" w:name="_Toc186291786"/>
+      <w:bookmarkStart w:id="9" w:name="_Toc186292462"/>
       <w:r>
         <w:t>1.</w:t>
       </w:r>
@@ -2296,8 +2291,8 @@
       <w:r>
         <w:t xml:space="preserve"> Objectives</w:t>
       </w:r>
+      <w:bookmarkEnd w:id="8"/>
       <w:bookmarkEnd w:id="9"/>
-      <w:bookmarkEnd w:id="10"/>
     </w:p>
     <w:p>
       <w:pPr>
@@ -2558,8 +2553,8 @@
         <w:pStyle w:val="heading2roman"/>
         <w:spacing w:after="200"/>
       </w:pPr>
-      <w:bookmarkStart w:id="11" w:name="_Toc186291787"/>
-      <w:bookmarkStart w:id="12" w:name="_Toc186292463"/>
+      <w:bookmarkStart w:id="10" w:name="_Toc186291787"/>
+      <w:bookmarkStart w:id="11" w:name="_Toc186292463"/>
       <w:r>
         <w:lastRenderedPageBreak/>
         <w:t xml:space="preserve">1.5 </w:t>
@@ -2567,8 +2562,8 @@
       <w:r>
         <w:t>Significance of the Study</w:t>
       </w:r>
+      <w:bookmarkEnd w:id="10"/>
       <w:bookmarkEnd w:id="11"/>
-      <w:bookmarkEnd w:id="12"/>
     </w:p>
     <w:p>
       <w:pPr>
@@ -2642,14 +2637,14 @@
       <w:pPr>
         <w:pStyle w:val="heading2roman"/>
       </w:pPr>
-      <w:bookmarkStart w:id="13" w:name="_Toc186291788"/>
-      <w:bookmarkStart w:id="14" w:name="_Toc186292464"/>
+      <w:bookmarkStart w:id="12" w:name="_Toc186291788"/>
+      <w:bookmarkStart w:id="13" w:name="_Toc186292464"/>
       <w:r>
         <w:lastRenderedPageBreak/>
         <w:t>1.6 Scope and Limitations of the Study</w:t>
       </w:r>
+      <w:bookmarkEnd w:id="12"/>
       <w:bookmarkEnd w:id="13"/>
-      <w:bookmarkEnd w:id="14"/>
     </w:p>
     <w:p>
       <w:pPr>
@@ -2743,14 +2738,14 @@
         <w:pStyle w:val="heading1roman"/>
         <w:jc w:val="center"/>
       </w:pPr>
-      <w:bookmarkStart w:id="15" w:name="_Toc186291789"/>
-      <w:bookmarkStart w:id="16" w:name="_Toc186292465"/>
+      <w:bookmarkStart w:id="14" w:name="_Toc186291789"/>
+      <w:bookmarkStart w:id="15" w:name="_Toc186292465"/>
       <w:r>
         <w:lastRenderedPageBreak/>
         <w:t>CHAPTER 2: LITERATURE REVIEW</w:t>
       </w:r>
+      <w:bookmarkEnd w:id="14"/>
       <w:bookmarkEnd w:id="15"/>
-      <w:bookmarkEnd w:id="16"/>
     </w:p>
     <w:p>
       <w:pPr>
@@ -3484,67 +3479,527 @@
       <w:r>
         <w:br w:type="page"/>
       </w:r>
-      <w:bookmarkStart w:id="17" w:name="_Toc186291793"/>
-      <w:bookmarkStart w:id="18" w:name="_Toc186292469"/>
+      <w:bookmarkStart w:id="16" w:name="_Toc186291793"/>
+      <w:bookmarkStart w:id="17" w:name="_Toc186292469"/>
       <w:r>
         <w:lastRenderedPageBreak/>
         <w:t>CAHAPTER 3: METHODOLOGY</w:t>
       </w:r>
+      <w:bookmarkEnd w:id="16"/>
       <w:bookmarkEnd w:id="17"/>
+    </w:p>
+    <w:p>
+      <w:pPr>
+        <w:spacing w:after="200" w:line="360" w:lineRule="auto"/>
+        <w:jc w:val="both"/>
+        <w:rPr>
+          <w:rFonts w:ascii="Times New Roman" w:eastAsia="Times New Roman" w:hAnsi="Times New Roman" w:cs="Times New Roman"/>
+          <w:b/>
+        </w:rPr>
+      </w:pPr>
+      <w:bookmarkStart w:id="18" w:name="_Toc186291794"/>
+      <w:bookmarkStart w:id="19" w:name="_Toc186292470"/>
+      <w:r>
+        <w:rPr>
+          <w:rFonts w:ascii="Times New Roman" w:eastAsia="Times New Roman" w:hAnsi="Times New Roman" w:cs="Times New Roman"/>
+          <w:b/>
+        </w:rPr>
+        <w:t>3.1 Research Design</w:t>
+      </w:r>
       <w:bookmarkEnd w:id="18"/>
-    </w:p>
-    <w:p>
-      <w:pPr>
-        <w:pStyle w:val="Normalroman"/>
-      </w:pPr>
-    </w:p>
-    <w:p>
-      <w:pPr>
-        <w:spacing w:line="360" w:lineRule="auto"/>
-        <w:jc w:val="both"/>
-        <w:rPr>
-          <w:rFonts w:ascii="Times New Roman" w:hAnsi="Times New Roman" w:cs="Times New Roman"/>
-          <w:bCs/>
-        </w:rPr>
-      </w:pPr>
-      <w:r>
-        <w:rPr>
-          <w:rFonts w:ascii="Times New Roman" w:hAnsi="Times New Roman" w:cs="Times New Roman"/>
-          <w:bCs/>
-        </w:rPr>
-        <w:t>The methodology for automating the ETL pipeline comprises several phases, beginning with data ingestion and ending with the loading of transformed data into the target database. This structured approach ensures a seamless flow of data while allowing room for human intervention where necessary. Each stage is designed to address specific aspects of the ETL process efficiently and effectively.</w:t>
-      </w:r>
-    </w:p>
-    <w:p>
-      <w:pPr>
-        <w:spacing w:line="360" w:lineRule="auto"/>
-        <w:jc w:val="both"/>
-        <w:rPr>
-          <w:rFonts w:ascii="Times New Roman" w:hAnsi="Times New Roman" w:cs="Times New Roman"/>
-          <w:bCs/>
-        </w:rPr>
-      </w:pPr>
-    </w:p>
-    <w:p>
-      <w:pPr>
-        <w:spacing w:line="360" w:lineRule="auto"/>
-        <w:jc w:val="both"/>
-        <w:rPr>
-          <w:rFonts w:ascii="Times New Roman" w:hAnsi="Times New Roman" w:cs="Times New Roman"/>
+      <w:bookmarkEnd w:id="19"/>
+    </w:p>
+    <w:p>
+      <w:pPr>
+        <w:spacing w:after="200" w:line="360" w:lineRule="auto"/>
+        <w:jc w:val="both"/>
+        <w:rPr>
+          <w:rFonts w:ascii="Times New Roman" w:hAnsi="Times New Roman" w:cs="Times New Roman"/>
+          <w:bCs/>
+        </w:rPr>
+      </w:pPr>
+      <w:r>
+        <w:rPr>
+          <w:rFonts w:ascii="Times New Roman" w:hAnsi="Times New Roman" w:cs="Times New Roman"/>
+          <w:bCs/>
+        </w:rPr>
+        <w:t>This research follows a quantitative approach to evaluate the effectiveness of automating ETL pipelines using Python, Pandas, and machine learning for data type identification. The study is structured into three phases: system development, data processing, and performance evaluation.</w:t>
+      </w:r>
+    </w:p>
+    <w:p>
+      <w:pPr>
+        <w:spacing w:after="200" w:line="360" w:lineRule="auto"/>
+        <w:jc w:val="both"/>
+        <w:rPr>
+          <w:rFonts w:ascii="Times New Roman" w:hAnsi="Times New Roman" w:cs="Times New Roman"/>
+          <w:bCs/>
+        </w:rPr>
+      </w:pPr>
+    </w:p>
+    <w:p>
+      <w:pPr>
+        <w:pStyle w:val="ListParagraph"/>
+        <w:numPr>
+          <w:ilvl w:val="0"/>
+          <w:numId w:val="12"/>
+        </w:numPr>
+        <w:spacing w:after="200" w:line="360" w:lineRule="auto"/>
+        <w:jc w:val="both"/>
+        <w:rPr>
+          <w:rFonts w:ascii="Times New Roman" w:hAnsi="Times New Roman" w:cs="Times New Roman"/>
+          <w:bCs/>
+        </w:rPr>
+      </w:pPr>
+      <w:r>
+        <w:rPr>
+          <w:rFonts w:ascii="Times New Roman" w:hAnsi="Times New Roman" w:cs="Times New Roman"/>
+          <w:bCs/>
+        </w:rPr>
+        <w:t>System Development – This phase involves designing and implementing an ETL automation framework using Python and Pandas. A machine learning model is integrated to classify and identify data types from various sources, enabling dynamic schema generation and transformation.</w:t>
+      </w:r>
+    </w:p>
+    <w:p>
+      <w:pPr>
+        <w:pStyle w:val="ListParagraph"/>
+        <w:numPr>
+          <w:ilvl w:val="0"/>
+          <w:numId w:val="12"/>
+        </w:numPr>
+        <w:spacing w:after="200" w:line="360" w:lineRule="auto"/>
+        <w:jc w:val="both"/>
+        <w:rPr>
+          <w:rFonts w:ascii="Times New Roman" w:hAnsi="Times New Roman" w:cs="Times New Roman"/>
+          <w:bCs/>
+        </w:rPr>
+      </w:pPr>
+      <w:r>
+        <w:rPr>
+          <w:rFonts w:ascii="Times New Roman" w:hAnsi="Times New Roman" w:cs="Times New Roman"/>
+          <w:bCs/>
+        </w:rPr>
+        <w:t>Data Processing – The implemented system extracts raw data, applies transformations based on the detected data types, and loads structured data into the target system. The effectiveness of the ML model is assessed using a labeled dataset to validate its predictions.</w:t>
+      </w:r>
+    </w:p>
+    <w:p>
+      <w:pPr>
+        <w:pStyle w:val="ListParagraph"/>
+        <w:numPr>
+          <w:ilvl w:val="0"/>
+          <w:numId w:val="12"/>
+        </w:numPr>
+        <w:spacing w:after="200" w:line="360" w:lineRule="auto"/>
+        <w:jc w:val="both"/>
+        <w:rPr>
+          <w:rFonts w:ascii="Times New Roman" w:hAnsi="Times New Roman" w:cs="Times New Roman"/>
+          <w:bCs/>
+        </w:rPr>
+      </w:pPr>
+      <w:r>
+        <w:rPr>
+          <w:rFonts w:ascii="Times New Roman" w:hAnsi="Times New Roman" w:cs="Times New Roman"/>
+          <w:bCs/>
+        </w:rPr>
+        <w:t>Performance Evaluation – The system’s accuracy and efficiency are measured using standard metrics such as precision, recall, and execution time. An iterative approach is followed to refine the workflow, ensuring optimal automation and minimal manual intervention.</w:t>
+      </w:r>
+    </w:p>
+    <w:p>
+      <w:pPr>
+        <w:spacing w:after="200" w:line="360" w:lineRule="auto"/>
+        <w:jc w:val="both"/>
+        <w:rPr>
+          <w:rFonts w:ascii="Times New Roman" w:hAnsi="Times New Roman" w:cs="Times New Roman"/>
+          <w:bCs/>
+        </w:rPr>
+      </w:pPr>
+      <w:r>
+        <w:rPr>
+          <w:rFonts w:ascii="Times New Roman" w:hAnsi="Times New Roman" w:cs="Times New Roman"/>
+          <w:bCs/>
+        </w:rPr>
+        <w:t>3.2 Tools and Frameworks</w:t>
+      </w:r>
+    </w:p>
+    <w:p>
+      <w:pPr>
+        <w:spacing w:after="200" w:line="360" w:lineRule="auto"/>
+        <w:jc w:val="both"/>
+        <w:rPr>
+          <w:rFonts w:ascii="Times New Roman" w:hAnsi="Times New Roman" w:cs="Times New Roman"/>
+          <w:bCs/>
+        </w:rPr>
+      </w:pPr>
+      <w:r>
+        <w:rPr>
+          <w:rFonts w:ascii="Times New Roman" w:hAnsi="Times New Roman" w:cs="Times New Roman"/>
+          <w:bCs/>
+        </w:rPr>
+        <w:t>The primary tools used in this research are Python and Pandas, with machine learning techniques to automate ETL pipeline development. The selected frameworks and libraries enable efficient data extraction, transformation, and schema identification. The key tools include:</w:t>
+      </w:r>
+    </w:p>
+    <w:p>
+      <w:pPr>
+        <w:spacing w:after="200" w:line="360" w:lineRule="auto"/>
+        <w:jc w:val="both"/>
+        <w:rPr>
+          <w:rFonts w:ascii="Times New Roman" w:hAnsi="Times New Roman" w:cs="Times New Roman"/>
+          <w:bCs/>
+        </w:rPr>
+      </w:pPr>
+    </w:p>
+    <w:p>
+      <w:pPr>
+        <w:spacing w:after="200" w:line="360" w:lineRule="auto"/>
+        <w:jc w:val="both"/>
+        <w:rPr>
+          <w:rFonts w:ascii="Times New Roman" w:hAnsi="Times New Roman" w:cs="Times New Roman"/>
+          <w:bCs/>
+        </w:rPr>
+      </w:pPr>
+      <w:r>
+        <w:rPr>
+          <w:rFonts w:ascii="Times New Roman" w:hAnsi="Times New Roman" w:cs="Times New Roman"/>
+          <w:bCs/>
+        </w:rPr>
+        <w:t>Python – The core programming language for scripting ETL automation and integrating machine learning models.</w:t>
+      </w:r>
+    </w:p>
+    <w:p>
+      <w:pPr>
+        <w:spacing w:after="200" w:line="360" w:lineRule="auto"/>
+        <w:jc w:val="both"/>
+        <w:rPr>
+          <w:rFonts w:ascii="Times New Roman" w:hAnsi="Times New Roman" w:cs="Times New Roman"/>
+          <w:bCs/>
+        </w:rPr>
+      </w:pPr>
+      <w:r>
+        <w:rPr>
+          <w:rFonts w:ascii="Times New Roman" w:hAnsi="Times New Roman" w:cs="Times New Roman"/>
+          <w:bCs/>
+        </w:rPr>
+        <w:t>Pandas – Used for data manipulation, transformation, and validation of structured and unstructured data.</w:t>
+      </w:r>
+    </w:p>
+    <w:p>
+      <w:pPr>
+        <w:spacing w:after="200" w:line="360" w:lineRule="auto"/>
+        <w:jc w:val="both"/>
+        <w:rPr>
+          <w:rFonts w:ascii="Times New Roman" w:hAnsi="Times New Roman" w:cs="Times New Roman"/>
+          <w:bCs/>
+        </w:rPr>
+      </w:pPr>
+      <w:proofErr w:type="spellStart"/>
+      <w:r>
+        <w:rPr>
+          <w:rFonts w:ascii="Times New Roman" w:hAnsi="Times New Roman" w:cs="Times New Roman"/>
+          <w:bCs/>
+        </w:rPr>
+        <w:lastRenderedPageBreak/>
+        <w:t>Scikit</w:t>
+      </w:r>
+      <w:proofErr w:type="spellEnd"/>
+      <w:r>
+        <w:rPr>
+          <w:rFonts w:ascii="Times New Roman" w:hAnsi="Times New Roman" w:cs="Times New Roman"/>
+          <w:bCs/>
+        </w:rPr>
+        <w:t>-learn – Employed for training and implementing machine learning models for data type identification.</w:t>
+      </w:r>
+    </w:p>
+    <w:p>
+      <w:pPr>
+        <w:spacing w:after="200" w:line="360" w:lineRule="auto"/>
+        <w:jc w:val="both"/>
+        <w:rPr>
+          <w:rFonts w:ascii="Times New Roman" w:hAnsi="Times New Roman" w:cs="Times New Roman"/>
+          <w:bCs/>
+        </w:rPr>
+      </w:pPr>
+      <w:proofErr w:type="spellStart"/>
+      <w:r>
+        <w:rPr>
+          <w:rFonts w:ascii="Times New Roman" w:hAnsi="Times New Roman" w:cs="Times New Roman"/>
+          <w:bCs/>
+        </w:rPr>
+        <w:t>NumPy</w:t>
+      </w:r>
+      <w:proofErr w:type="spellEnd"/>
+      <w:r>
+        <w:rPr>
+          <w:rFonts w:ascii="Times New Roman" w:hAnsi="Times New Roman" w:cs="Times New Roman"/>
+          <w:bCs/>
+        </w:rPr>
+        <w:t xml:space="preserve"> – Supports numerical operations, especially in handling large datasets efficiently.</w:t>
+      </w:r>
+    </w:p>
+    <w:p>
+      <w:pPr>
+        <w:spacing w:line="360" w:lineRule="auto"/>
+        <w:jc w:val="both"/>
+        <w:rPr>
+          <w:rFonts w:ascii="Times New Roman" w:hAnsi="Times New Roman" w:cs="Times New Roman"/>
+          <w:bCs/>
+        </w:rPr>
+      </w:pPr>
+      <w:r>
+        <w:rPr>
+          <w:rFonts w:ascii="Times New Roman" w:hAnsi="Times New Roman" w:cs="Times New Roman"/>
+          <w:bCs/>
+        </w:rPr>
+        <w:t>3.3 Data Collection and Preparation</w:t>
+      </w:r>
+    </w:p>
+    <w:p>
+      <w:pPr>
+        <w:spacing w:line="360" w:lineRule="auto"/>
+        <w:jc w:val="both"/>
+        <w:rPr>
+          <w:rFonts w:ascii="Times New Roman" w:hAnsi="Times New Roman" w:cs="Times New Roman"/>
+          <w:bCs/>
+        </w:rPr>
+      </w:pPr>
+      <w:r>
+        <w:rPr>
+          <w:rFonts w:ascii="Times New Roman" w:hAnsi="Times New Roman" w:cs="Times New Roman"/>
+          <w:bCs/>
+        </w:rPr>
+        <w:t>The dataset used in this study consists of structured and semi-structured data sourced from various databases and files. The steps involved in data preparation are as follows:</w:t>
+      </w:r>
+    </w:p>
+    <w:p>
+      <w:pPr>
+        <w:spacing w:line="360" w:lineRule="auto"/>
+        <w:jc w:val="both"/>
+        <w:rPr>
+          <w:rFonts w:ascii="Times New Roman" w:hAnsi="Times New Roman" w:cs="Times New Roman"/>
+          <w:bCs/>
+        </w:rPr>
+      </w:pPr>
+    </w:p>
+    <w:p>
+      <w:pPr>
+        <w:spacing w:line="360" w:lineRule="auto"/>
+        <w:jc w:val="both"/>
+        <w:rPr>
+          <w:rFonts w:ascii="Times New Roman" w:hAnsi="Times New Roman" w:cs="Times New Roman"/>
+          <w:bCs/>
+        </w:rPr>
+      </w:pPr>
+      <w:r>
+        <w:rPr>
+          <w:rFonts w:ascii="Times New Roman" w:hAnsi="Times New Roman" w:cs="Times New Roman"/>
+          <w:bCs/>
+        </w:rPr>
+        <w:t>Data Acquisition:</w:t>
+      </w:r>
+    </w:p>
+    <w:p>
+      <w:pPr>
+        <w:spacing w:line="360" w:lineRule="auto"/>
+        <w:jc w:val="both"/>
+        <w:rPr>
+          <w:rFonts w:ascii="Times New Roman" w:hAnsi="Times New Roman" w:cs="Times New Roman"/>
+          <w:bCs/>
+        </w:rPr>
+      </w:pPr>
+    </w:p>
+    <w:p>
+      <w:pPr>
+        <w:spacing w:line="360" w:lineRule="auto"/>
+        <w:jc w:val="both"/>
+        <w:rPr>
+          <w:rFonts w:ascii="Times New Roman" w:hAnsi="Times New Roman" w:cs="Times New Roman"/>
+          <w:bCs/>
+        </w:rPr>
+      </w:pPr>
+      <w:r>
+        <w:rPr>
+          <w:rFonts w:ascii="Times New Roman" w:hAnsi="Times New Roman" w:cs="Times New Roman"/>
+          <w:bCs/>
+        </w:rPr>
+        <w:t>Collect raw data from different sources such as CSV files, relational databases, and external APIs.</w:t>
+      </w:r>
+    </w:p>
+    <w:p>
+      <w:pPr>
+        <w:spacing w:line="360" w:lineRule="auto"/>
+        <w:jc w:val="both"/>
+        <w:rPr>
+          <w:rFonts w:ascii="Times New Roman" w:hAnsi="Times New Roman" w:cs="Times New Roman"/>
+          <w:bCs/>
+        </w:rPr>
+      </w:pPr>
+      <w:r>
+        <w:rPr>
+          <w:rFonts w:ascii="Times New Roman" w:hAnsi="Times New Roman" w:cs="Times New Roman"/>
+          <w:bCs/>
+        </w:rPr>
+        <w:t>Ensure diverse datasets to test the robustness of the ETL automation system.</w:t>
+      </w:r>
+    </w:p>
+    <w:p>
+      <w:pPr>
+        <w:spacing w:line="360" w:lineRule="auto"/>
+        <w:jc w:val="both"/>
+        <w:rPr>
+          <w:rFonts w:ascii="Times New Roman" w:hAnsi="Times New Roman" w:cs="Times New Roman"/>
+          <w:bCs/>
+        </w:rPr>
+      </w:pPr>
+      <w:r>
+        <w:rPr>
+          <w:rFonts w:ascii="Times New Roman" w:hAnsi="Times New Roman" w:cs="Times New Roman"/>
+          <w:bCs/>
+        </w:rPr>
+        <w:t>Preprocessing:</w:t>
+      </w:r>
+    </w:p>
+    <w:p>
+      <w:pPr>
+        <w:spacing w:line="360" w:lineRule="auto"/>
+        <w:jc w:val="both"/>
+        <w:rPr>
+          <w:rFonts w:ascii="Times New Roman" w:hAnsi="Times New Roman" w:cs="Times New Roman"/>
+          <w:bCs/>
+        </w:rPr>
+      </w:pPr>
+    </w:p>
+    <w:p>
+      <w:pPr>
+        <w:spacing w:line="360" w:lineRule="auto"/>
+        <w:jc w:val="both"/>
+        <w:rPr>
+          <w:rFonts w:ascii="Times New Roman" w:hAnsi="Times New Roman" w:cs="Times New Roman"/>
+          <w:bCs/>
+        </w:rPr>
+      </w:pPr>
+      <w:r>
+        <w:rPr>
+          <w:rFonts w:ascii="Times New Roman" w:hAnsi="Times New Roman" w:cs="Times New Roman"/>
+          <w:bCs/>
+        </w:rPr>
+        <w:t>Handle missing values, inconsistencies, and outliers in the dataset using Pandas.</w:t>
+      </w:r>
+    </w:p>
+    <w:p>
+      <w:pPr>
+        <w:spacing w:line="360" w:lineRule="auto"/>
+        <w:jc w:val="both"/>
+        <w:rPr>
+          <w:rFonts w:ascii="Times New Roman" w:hAnsi="Times New Roman" w:cs="Times New Roman"/>
+          <w:bCs/>
+        </w:rPr>
+      </w:pPr>
+      <w:r>
+        <w:rPr>
+          <w:rFonts w:ascii="Times New Roman" w:hAnsi="Times New Roman" w:cs="Times New Roman"/>
+          <w:bCs/>
+        </w:rPr>
+        <w:t>Normalize and standardize data formats for consistency across different sources.</w:t>
+      </w:r>
+    </w:p>
+    <w:p>
+      <w:pPr>
+        <w:spacing w:line="360" w:lineRule="auto"/>
+        <w:jc w:val="both"/>
+        <w:rPr>
+          <w:rFonts w:ascii="Times New Roman" w:hAnsi="Times New Roman" w:cs="Times New Roman"/>
+          <w:bCs/>
+        </w:rPr>
+      </w:pPr>
+      <w:r>
+        <w:rPr>
+          <w:rFonts w:ascii="Times New Roman" w:hAnsi="Times New Roman" w:cs="Times New Roman"/>
+          <w:bCs/>
+        </w:rPr>
+        <w:t>Apply machine learning techniques to automatically identify data types and detect schema anomalies.</w:t>
+      </w:r>
+    </w:p>
+    <w:p>
+      <w:pPr>
+        <w:spacing w:line="360" w:lineRule="auto"/>
+        <w:jc w:val="both"/>
+        <w:rPr>
+          <w:rFonts w:ascii="Times New Roman" w:hAnsi="Times New Roman" w:cs="Times New Roman"/>
+          <w:bCs/>
+        </w:rPr>
+      </w:pPr>
+    </w:p>
+    <w:p>
+      <w:pPr>
+        <w:spacing w:line="360" w:lineRule="auto"/>
+        <w:jc w:val="both"/>
+        <w:rPr>
+          <w:rFonts w:ascii="Times New Roman" w:eastAsia="Times New Roman" w:hAnsi="Times New Roman" w:cs="Times New Roman"/>
           <w:b/>
         </w:rPr>
       </w:pPr>
-      <w:r>
-        <w:rPr>
-          <w:rFonts w:ascii="Times New Roman" w:hAnsi="Times New Roman" w:cs="Times New Roman"/>
+      <w:bookmarkStart w:id="20" w:name="_Toc186291797"/>
+      <w:bookmarkStart w:id="21" w:name="_Toc186292473"/>
+      <w:r>
+        <w:rPr>
+          <w:rFonts w:ascii="Times New Roman" w:eastAsia="Times New Roman" w:hAnsi="Times New Roman" w:cs="Times New Roman"/>
           <w:b/>
         </w:rPr>
+        <w:t>3.4 System Architecture</w:t>
+      </w:r>
+      <w:bookmarkEnd w:id="20"/>
+      <w:bookmarkEnd w:id="21"/>
+    </w:p>
+    <w:p>
+      <w:pPr>
+        <w:spacing w:line="360" w:lineRule="auto"/>
+        <w:jc w:val="both"/>
+        <w:rPr>
+          <w:rFonts w:ascii="Times New Roman" w:eastAsia="Times New Roman" w:hAnsi="Times New Roman" w:cs="Times New Roman"/>
+          <w:bCs/>
+        </w:rPr>
+      </w:pPr>
+      <w:r>
+        <w:rPr>
+          <w:rFonts w:ascii="Times New Roman" w:eastAsia="Times New Roman" w:hAnsi="Times New Roman" w:cs="Times New Roman"/>
+          <w:bCs/>
+        </w:rPr>
+        <w:t>The system architecture consists of the following components:</w:t>
+      </w:r>
+    </w:p>
+    <w:p>
+      <w:pPr>
+        <w:spacing w:line="360" w:lineRule="auto"/>
+        <w:jc w:val="both"/>
+        <w:rPr>
+          <w:rFonts w:ascii="Times New Roman" w:hAnsi="Times New Roman" w:cs="Times New Roman"/>
+          <w:bCs/>
+        </w:rPr>
+      </w:pPr>
+    </w:p>
+    <w:p>
+      <w:pPr>
+        <w:pStyle w:val="ListParagraph"/>
+        <w:numPr>
+          <w:ilvl w:val="0"/>
+          <w:numId w:val="13"/>
+        </w:numPr>
+        <w:spacing w:line="360" w:lineRule="auto"/>
+        <w:jc w:val="both"/>
+        <w:rPr>
+          <w:rFonts w:ascii="Times New Roman" w:hAnsi="Times New Roman" w:cs="Times New Roman"/>
+          <w:b/>
+        </w:rPr>
+      </w:pPr>
+      <w:r>
+        <w:rPr>
+          <w:rFonts w:ascii="Times New Roman" w:hAnsi="Times New Roman" w:cs="Times New Roman"/>
+          <w:b/>
+        </w:rPr>
         <w:t>Data Ingestion</w:t>
       </w:r>
     </w:p>
     <w:p>
       <w:pPr>
         <w:spacing w:line="360" w:lineRule="auto"/>
+        <w:ind w:left="720"/>
         <w:jc w:val="both"/>
         <w:rPr>
           <w:rFonts w:ascii="Times New Roman" w:hAnsi="Times New Roman" w:cs="Times New Roman"/>
@@ -3620,6 +4075,11 @@
     </w:p>
     <w:p>
       <w:pPr>
+        <w:pStyle w:val="ListParagraph"/>
+        <w:numPr>
+          <w:ilvl w:val="0"/>
+          <w:numId w:val="13"/>
+        </w:numPr>
         <w:spacing w:line="360" w:lineRule="auto"/>
         <w:jc w:val="both"/>
         <w:rPr>
@@ -3645,6 +4105,7 @@
     <w:p>
       <w:pPr>
         <w:spacing w:line="360" w:lineRule="auto"/>
+        <w:ind w:left="720"/>
         <w:jc w:val="both"/>
         <w:rPr>
           <w:rFonts w:ascii="Times New Roman" w:hAnsi="Times New Roman" w:cs="Times New Roman"/>
@@ -3705,7 +4166,15 @@
           <w:rFonts w:ascii="Times New Roman" w:hAnsi="Times New Roman" w:cs="Times New Roman"/>
           <w:bCs/>
         </w:rPr>
-        <w:t xml:space="preserve">. Simultaneously, machine learning models are trained on sample datasets to predict </w:t>
+        <w:t xml:space="preserve">. </w:t>
+      </w:r>
+      <w:r>
+        <w:rPr>
+          <w:rFonts w:ascii="Times New Roman" w:hAnsi="Times New Roman" w:cs="Times New Roman"/>
+          <w:bCs/>
+        </w:rPr>
+        <w:lastRenderedPageBreak/>
+        <w:t xml:space="preserve">Simultaneously, machine learning models are trained on sample datasets to predict </w:t>
       </w:r>
       <w:r>
         <w:rPr>
@@ -3762,6 +4231,11 @@
     </w:p>
     <w:p>
       <w:pPr>
+        <w:pStyle w:val="ListParagraph"/>
+        <w:numPr>
+          <w:ilvl w:val="0"/>
+          <w:numId w:val="13"/>
+        </w:numPr>
         <w:spacing w:line="360" w:lineRule="auto"/>
         <w:jc w:val="both"/>
         <w:rPr>
@@ -3780,6 +4254,7 @@
     <w:p>
       <w:pPr>
         <w:spacing w:line="360" w:lineRule="auto"/>
+        <w:ind w:left="720"/>
         <w:jc w:val="both"/>
         <w:rPr>
           <w:rFonts w:ascii="Times New Roman" w:hAnsi="Times New Roman" w:cs="Times New Roman"/>
@@ -3981,7 +4456,15 @@
           <w:rFonts w:ascii="Times New Roman" w:hAnsi="Times New Roman" w:cs="Times New Roman"/>
           <w:bCs/>
         </w:rPr>
-        <w:t>The final step involves loading the transformed data into a SQL Server database. The loading process uses optimized techniques to handle large datasets efficiently. Indexing and batch operations are employed to minimize load time and enhance performance. The system also logs the loading process, capturing details such as the number of rows loaded, errors encountered, and time taken.</w:t>
+        <w:t xml:space="preserve">The final step involves loading the transformed data into a SQL Server database. The loading process uses optimized techniques to handle large datasets efficiently. Indexing and batch </w:t>
+      </w:r>
+      <w:r>
+        <w:rPr>
+          <w:rFonts w:ascii="Times New Roman" w:hAnsi="Times New Roman" w:cs="Times New Roman"/>
+          <w:bCs/>
+        </w:rPr>
+        <w:lastRenderedPageBreak/>
+        <w:t>operations are employed to minimize load time and enhance performance. The system also logs the loading process, capturing details such as the number of rows loaded, errors encountered, and time taken.</w:t>
       </w:r>
     </w:p>
     <w:p>
@@ -4069,7 +4552,6 @@
           <w:rFonts w:ascii="Times New Roman" w:hAnsi="Times New Roman" w:cs="Times New Roman"/>
           <w:bCs/>
         </w:rPr>
-        <w:lastRenderedPageBreak/>
         <w:pict w14:anchorId="22503C8C">
           <v:shapetype id="_x0000_t75" coordsize="21600,21600" o:spt="75" o:preferrelative="t" path="m@4@5l@4@11@9@11@9@5xe" filled="f" stroked="f">
             <v:stroke joinstyle="miter"/>
@@ -4383,8 +4865,8 @@
         <w:pStyle w:val="heading1roman"/>
         <w:jc w:val="center"/>
       </w:pPr>
-      <w:bookmarkStart w:id="19" w:name="_Toc186291799"/>
-      <w:bookmarkStart w:id="20" w:name="_Toc186292475"/>
+      <w:bookmarkStart w:id="22" w:name="_Toc186291799"/>
+      <w:bookmarkStart w:id="23" w:name="_Toc186292475"/>
       <w:r>
         <w:t xml:space="preserve">CHAPTER </w:t>
       </w:r>
@@ -4397,8 +4879,8 @@
       <w:r>
         <w:t>REFERENCE</w:t>
       </w:r>
-      <w:bookmarkEnd w:id="19"/>
-      <w:bookmarkEnd w:id="20"/>
+      <w:bookmarkEnd w:id="22"/>
+      <w:bookmarkEnd w:id="23"/>
     </w:p>
     <w:p>
       <w:pPr>
@@ -4719,7 +5201,17 @@
             <w:rFonts w:ascii="Times New Roman" w:hAnsi="Times New Roman" w:cs="Times New Roman"/>
             <w:bCs/>
           </w:rPr>
-          <w:t>https://github.com/maulikt04/Automated-ML-ETL-pipeline-of-electric-motor-temperature-sensor-data-for-commercial-vehicles-.</w:t>
+          <w:t>https://github.com/maulikt04/Automated-ML-ETL-pipeline-of-electric-motor-temperature-sensor-data-for-commercial-veh</w:t>
+        </w:r>
+        <w:bookmarkStart w:id="24" w:name="_GoBack"/>
+        <w:bookmarkEnd w:id="24"/>
+        <w:r>
+          <w:rPr>
+            <w:rStyle w:val="Hyperlink"/>
+            <w:rFonts w:ascii="Times New Roman" w:hAnsi="Times New Roman" w:cs="Times New Roman"/>
+            <w:bCs/>
+          </w:rPr>
+          <w:t>icles-.</w:t>
         </w:r>
       </w:hyperlink>
       <w:r>
@@ -4744,6 +5236,7 @@
           <w:rFonts w:ascii="Times New Roman" w:hAnsi="Times New Roman" w:cs="Times New Roman"/>
           <w:bCs/>
         </w:rPr>
+        <w:lastRenderedPageBreak/>
         <w:t>[</w:t>
       </w:r>
       <w:r>
@@ -5031,7 +5524,6 @@
           <w:rFonts w:ascii="Times New Roman" w:hAnsi="Times New Roman" w:cs="Times New Roman"/>
           <w:bCs/>
         </w:rPr>
-        <w:lastRenderedPageBreak/>
         <w:t xml:space="preserve">Available: </w:t>
       </w:r>
       <w:hyperlink r:id="rId19" w:history="1">
@@ -5165,6 +5657,7 @@
         <w:spacing w:line="360" w:lineRule="auto"/>
         <w:jc w:val="both"/>
         <w:rPr>
+          <w:rStyle w:val="Hyperlink"/>
           <w:rFonts w:ascii="Times New Roman" w:hAnsi="Times New Roman" w:cs="Times New Roman"/>
           <w:bCs/>
         </w:rPr>
@@ -5264,6 +5757,1056 @@
           <w:t>https://www.irejournals.com/formatedpaper/1705069.pdf.</w:t>
         </w:r>
       </w:hyperlink>
+    </w:p>
+    <w:p>
+      <w:pPr>
+        <w:spacing w:line="360" w:lineRule="auto"/>
+        <w:jc w:val="both"/>
+        <w:rPr>
+          <w:rFonts w:ascii="Times New Roman" w:hAnsi="Times New Roman" w:cs="Times New Roman"/>
+          <w:bCs/>
+        </w:rPr>
+      </w:pPr>
+      <w:r>
+        <w:rPr>
+          <w:rFonts w:ascii="Times New Roman" w:hAnsi="Times New Roman" w:cs="Times New Roman"/>
+          <w:bCs/>
+        </w:rPr>
+        <w:t xml:space="preserve">[13] W. Qu, V. </w:t>
+      </w:r>
+      <w:proofErr w:type="spellStart"/>
+      <w:r>
+        <w:rPr>
+          <w:rFonts w:ascii="Times New Roman" w:hAnsi="Times New Roman" w:cs="Times New Roman"/>
+          <w:bCs/>
+        </w:rPr>
+        <w:t>Basavaraj</w:t>
+      </w:r>
+      <w:proofErr w:type="spellEnd"/>
+      <w:r>
+        <w:rPr>
+          <w:rFonts w:ascii="Times New Roman" w:hAnsi="Times New Roman" w:cs="Times New Roman"/>
+          <w:bCs/>
+        </w:rPr>
+        <w:t xml:space="preserve">, S. Shankar, and S. </w:t>
+      </w:r>
+      <w:proofErr w:type="spellStart"/>
+      <w:r>
+        <w:rPr>
+          <w:rFonts w:ascii="Times New Roman" w:hAnsi="Times New Roman" w:cs="Times New Roman"/>
+          <w:bCs/>
+        </w:rPr>
+        <w:t>Dessloch</w:t>
+      </w:r>
+      <w:proofErr w:type="spellEnd"/>
+      <w:r>
+        <w:rPr>
+          <w:rFonts w:ascii="Times New Roman" w:hAnsi="Times New Roman" w:cs="Times New Roman"/>
+          <w:bCs/>
+        </w:rPr>
+        <w:t>, “Real-Time Snapshot Maintenance with Incremental ETL Pipelines in Data Warehouses,” in Big Data Analytics and Knowledge Discovery, Springer, 2015</w:t>
+      </w:r>
+    </w:p>
+    <w:p>
+      <w:pPr>
+        <w:spacing w:line="360" w:lineRule="auto"/>
+        <w:jc w:val="both"/>
+        <w:rPr>
+          <w:rFonts w:ascii="Times New Roman" w:hAnsi="Times New Roman" w:cs="Times New Roman"/>
+          <w:bCs/>
+        </w:rPr>
+      </w:pPr>
+      <w:r>
+        <w:rPr>
+          <w:rFonts w:ascii="Times New Roman" w:hAnsi="Times New Roman" w:cs="Times New Roman"/>
+          <w:bCs/>
+        </w:rPr>
+        <w:t xml:space="preserve">Available: </w:t>
+      </w:r>
+      <w:hyperlink r:id="rId22" w:history="1">
+        <w:r>
+          <w:rPr>
+            <w:rStyle w:val="Hyperlink"/>
+            <w:rFonts w:ascii="Times New Roman" w:hAnsi="Times New Roman" w:cs="Times New Roman"/>
+            <w:bCs/>
+          </w:rPr>
+          <w:t>https://link.springer.com/chapter/10.1007/978-3-319-22729-0_18.</w:t>
+        </w:r>
+      </w:hyperlink>
+      <w:r>
+        <w:rPr>
+          <w:rFonts w:ascii="Times New Roman" w:hAnsi="Times New Roman" w:cs="Times New Roman"/>
+          <w:bCs/>
+        </w:rPr>
+        <w:t xml:space="preserve"> </w:t>
+      </w:r>
+    </w:p>
+    <w:p>
+      <w:pPr>
+        <w:spacing w:line="360" w:lineRule="auto"/>
+        <w:jc w:val="both"/>
+        <w:rPr>
+          <w:rFonts w:ascii="Times New Roman" w:hAnsi="Times New Roman" w:cs="Times New Roman"/>
+          <w:bCs/>
+        </w:rPr>
+      </w:pPr>
+      <w:r>
+        <w:rPr>
+          <w:rFonts w:ascii="Times New Roman" w:hAnsi="Times New Roman" w:cs="Times New Roman"/>
+          <w:bCs/>
+        </w:rPr>
+        <w:t xml:space="preserve">[14] V. </w:t>
+      </w:r>
+      <w:proofErr w:type="spellStart"/>
+      <w:r>
+        <w:rPr>
+          <w:rFonts w:ascii="Times New Roman" w:hAnsi="Times New Roman" w:cs="Times New Roman"/>
+          <w:bCs/>
+        </w:rPr>
+        <w:t>Radhakrishna</w:t>
+      </w:r>
+      <w:proofErr w:type="spellEnd"/>
+      <w:r>
+        <w:rPr>
+          <w:rFonts w:ascii="Times New Roman" w:hAnsi="Times New Roman" w:cs="Times New Roman"/>
+          <w:bCs/>
+        </w:rPr>
+        <w:t xml:space="preserve">, K. </w:t>
+      </w:r>
+      <w:proofErr w:type="spellStart"/>
+      <w:r>
+        <w:rPr>
+          <w:rFonts w:ascii="Times New Roman" w:hAnsi="Times New Roman" w:cs="Times New Roman"/>
+          <w:bCs/>
+        </w:rPr>
+        <w:t>SravanKiran</w:t>
+      </w:r>
+      <w:proofErr w:type="spellEnd"/>
+      <w:r>
+        <w:rPr>
+          <w:rFonts w:ascii="Times New Roman" w:hAnsi="Times New Roman" w:cs="Times New Roman"/>
+          <w:bCs/>
+        </w:rPr>
+        <w:t xml:space="preserve">, and V. </w:t>
+      </w:r>
+      <w:proofErr w:type="spellStart"/>
+      <w:r>
+        <w:rPr>
+          <w:rFonts w:ascii="Times New Roman" w:hAnsi="Times New Roman" w:cs="Times New Roman"/>
+          <w:bCs/>
+        </w:rPr>
+        <w:t>Ravikiran</w:t>
+      </w:r>
+      <w:proofErr w:type="spellEnd"/>
+      <w:r>
+        <w:rPr>
+          <w:rFonts w:ascii="Times New Roman" w:hAnsi="Times New Roman" w:cs="Times New Roman"/>
+          <w:bCs/>
+        </w:rPr>
+        <w:t xml:space="preserve">, “Automating ETL process with scripting technology,” in </w:t>
+      </w:r>
+      <w:proofErr w:type="spellStart"/>
+      <w:r>
+        <w:rPr>
+          <w:rFonts w:ascii="Times New Roman" w:hAnsi="Times New Roman" w:cs="Times New Roman"/>
+          <w:bCs/>
+        </w:rPr>
+        <w:t>Nirma</w:t>
+      </w:r>
+      <w:proofErr w:type="spellEnd"/>
+      <w:r>
+        <w:rPr>
+          <w:rFonts w:ascii="Times New Roman" w:hAnsi="Times New Roman" w:cs="Times New Roman"/>
+          <w:bCs/>
+        </w:rPr>
+        <w:t xml:space="preserve"> University International Conference on Engineering (</w:t>
+      </w:r>
+      <w:proofErr w:type="spellStart"/>
+      <w:r>
+        <w:rPr>
+          <w:rFonts w:ascii="Times New Roman" w:hAnsi="Times New Roman" w:cs="Times New Roman"/>
+          <w:bCs/>
+        </w:rPr>
+        <w:t>NUiCONE</w:t>
+      </w:r>
+      <w:proofErr w:type="spellEnd"/>
+      <w:r>
+        <w:rPr>
+          <w:rFonts w:ascii="Times New Roman" w:hAnsi="Times New Roman" w:cs="Times New Roman"/>
+          <w:bCs/>
+        </w:rPr>
+        <w:t xml:space="preserve">), IEEE, 2012, pp. 1–4. </w:t>
+      </w:r>
+    </w:p>
+    <w:p>
+      <w:pPr>
+        <w:spacing w:line="360" w:lineRule="auto"/>
+        <w:jc w:val="both"/>
+        <w:rPr>
+          <w:rFonts w:ascii="Times New Roman" w:hAnsi="Times New Roman" w:cs="Times New Roman"/>
+          <w:bCs/>
+        </w:rPr>
+      </w:pPr>
+      <w:r>
+        <w:rPr>
+          <w:rFonts w:ascii="Times New Roman" w:hAnsi="Times New Roman" w:cs="Times New Roman"/>
+          <w:bCs/>
+        </w:rPr>
+        <w:t xml:space="preserve">Available: </w:t>
+      </w:r>
+      <w:hyperlink r:id="rId23" w:history="1">
+        <w:r>
+          <w:rPr>
+            <w:rStyle w:val="Hyperlink"/>
+            <w:rFonts w:ascii="Times New Roman" w:hAnsi="Times New Roman" w:cs="Times New Roman"/>
+            <w:bCs/>
+          </w:rPr>
+          <w:t>https://ieeexplore.ieee.org/document/6493192. Last accessed: Nov. 26, 2024.</w:t>
+        </w:r>
+      </w:hyperlink>
+    </w:p>
+    <w:p>
+      <w:pPr>
+        <w:spacing w:line="360" w:lineRule="auto"/>
+        <w:jc w:val="both"/>
+        <w:rPr>
+          <w:rFonts w:ascii="Times New Roman" w:hAnsi="Times New Roman" w:cs="Times New Roman"/>
+          <w:bCs/>
+        </w:rPr>
+      </w:pPr>
+      <w:r>
+        <w:rPr>
+          <w:rFonts w:ascii="Times New Roman" w:hAnsi="Times New Roman" w:cs="Times New Roman"/>
+          <w:bCs/>
+        </w:rPr>
+        <w:t xml:space="preserve">[15] F. </w:t>
+      </w:r>
+      <w:proofErr w:type="spellStart"/>
+      <w:r>
+        <w:rPr>
+          <w:rFonts w:ascii="Times New Roman" w:hAnsi="Times New Roman" w:cs="Times New Roman"/>
+          <w:bCs/>
+        </w:rPr>
+        <w:t>Sebastiani</w:t>
+      </w:r>
+      <w:proofErr w:type="spellEnd"/>
+      <w:r>
+        <w:rPr>
+          <w:rFonts w:ascii="Times New Roman" w:hAnsi="Times New Roman" w:cs="Times New Roman"/>
+          <w:bCs/>
+        </w:rPr>
+        <w:t xml:space="preserve">, “Machine learning in automated text categorization,” ACM Computing Surveys (CSUR), vol. 34, no. 1, pp. 1–47, 2002. </w:t>
+      </w:r>
+    </w:p>
+    <w:p>
+      <w:pPr>
+        <w:spacing w:line="360" w:lineRule="auto"/>
+        <w:jc w:val="both"/>
+        <w:rPr>
+          <w:rFonts w:ascii="Times New Roman" w:hAnsi="Times New Roman" w:cs="Times New Roman"/>
+          <w:bCs/>
+        </w:rPr>
+      </w:pPr>
+      <w:r>
+        <w:rPr>
+          <w:rFonts w:ascii="Times New Roman" w:hAnsi="Times New Roman" w:cs="Times New Roman"/>
+          <w:bCs/>
+        </w:rPr>
+        <w:t xml:space="preserve">Available: </w:t>
+      </w:r>
+      <w:hyperlink r:id="rId24" w:history="1">
+        <w:r>
+          <w:rPr>
+            <w:rStyle w:val="Hyperlink"/>
+            <w:rFonts w:ascii="Times New Roman" w:hAnsi="Times New Roman" w:cs="Times New Roman"/>
+            <w:bCs/>
+          </w:rPr>
+          <w:t>https://dl.acm.org/doi/10.1145/505282.505283.</w:t>
+        </w:r>
+      </w:hyperlink>
+    </w:p>
+    <w:p>
+      <w:pPr>
+        <w:spacing w:line="360" w:lineRule="auto"/>
+        <w:jc w:val="both"/>
+        <w:rPr>
+          <w:rFonts w:ascii="Times New Roman" w:hAnsi="Times New Roman" w:cs="Times New Roman"/>
+          <w:bCs/>
+        </w:rPr>
+      </w:pPr>
+    </w:p>
+    <w:p>
+      <w:pPr>
+        <w:spacing w:line="360" w:lineRule="auto"/>
+        <w:jc w:val="both"/>
+        <w:rPr>
+          <w:rFonts w:ascii="Times New Roman" w:hAnsi="Times New Roman" w:cs="Times New Roman"/>
+          <w:bCs/>
+        </w:rPr>
+      </w:pPr>
+      <w:r>
+        <w:rPr>
+          <w:rFonts w:ascii="Times New Roman" w:hAnsi="Times New Roman" w:cs="Times New Roman"/>
+          <w:bCs/>
+        </w:rPr>
+        <w:lastRenderedPageBreak/>
+        <w:t xml:space="preserve">[16] D. </w:t>
+      </w:r>
+      <w:proofErr w:type="spellStart"/>
+      <w:r>
+        <w:rPr>
+          <w:rFonts w:ascii="Times New Roman" w:hAnsi="Times New Roman" w:cs="Times New Roman"/>
+          <w:bCs/>
+        </w:rPr>
+        <w:t>Skoutas</w:t>
+      </w:r>
+      <w:proofErr w:type="spellEnd"/>
+      <w:r>
+        <w:rPr>
+          <w:rFonts w:ascii="Times New Roman" w:hAnsi="Times New Roman" w:cs="Times New Roman"/>
+          <w:bCs/>
+        </w:rPr>
+        <w:t xml:space="preserve"> and A. </w:t>
+      </w:r>
+      <w:proofErr w:type="spellStart"/>
+      <w:r>
+        <w:rPr>
+          <w:rFonts w:ascii="Times New Roman" w:hAnsi="Times New Roman" w:cs="Times New Roman"/>
+          <w:bCs/>
+        </w:rPr>
+        <w:t>Simitsis</w:t>
+      </w:r>
+      <w:proofErr w:type="spellEnd"/>
+      <w:r>
+        <w:rPr>
+          <w:rFonts w:ascii="Times New Roman" w:hAnsi="Times New Roman" w:cs="Times New Roman"/>
+          <w:bCs/>
+        </w:rPr>
+        <w:t xml:space="preserve">, “Designing ETL processes using semantic web technologies,” in Proceedings ACM 9th International Workshop on Data Warehousing and OLAP (DOLAP 2006), Arlington, Virginia, USA, 2006 </w:t>
+      </w:r>
+    </w:p>
+    <w:p>
+      <w:pPr>
+        <w:spacing w:line="360" w:lineRule="auto"/>
+        <w:jc w:val="both"/>
+        <w:rPr>
+          <w:rFonts w:ascii="Times New Roman" w:hAnsi="Times New Roman" w:cs="Times New Roman"/>
+          <w:bCs/>
+        </w:rPr>
+      </w:pPr>
+      <w:r>
+        <w:rPr>
+          <w:rFonts w:ascii="Times New Roman" w:hAnsi="Times New Roman" w:cs="Times New Roman"/>
+          <w:bCs/>
+        </w:rPr>
+        <w:t xml:space="preserve">Available: </w:t>
+      </w:r>
+      <w:hyperlink r:id="rId25" w:history="1">
+        <w:r>
+          <w:rPr>
+            <w:rStyle w:val="Hyperlink"/>
+            <w:rFonts w:ascii="Times New Roman" w:hAnsi="Times New Roman" w:cs="Times New Roman"/>
+            <w:bCs/>
+          </w:rPr>
+          <w:t>https://dl.acm.org/doi/10.1145/1183346.1183358.</w:t>
+        </w:r>
+      </w:hyperlink>
+      <w:r>
+        <w:rPr>
+          <w:rFonts w:ascii="Times New Roman" w:hAnsi="Times New Roman" w:cs="Times New Roman"/>
+          <w:bCs/>
+        </w:rPr>
+        <w:t xml:space="preserve"> </w:t>
+      </w:r>
+    </w:p>
+    <w:p>
+      <w:pPr>
+        <w:spacing w:line="360" w:lineRule="auto"/>
+        <w:jc w:val="both"/>
+        <w:rPr>
+          <w:rFonts w:ascii="Times New Roman" w:hAnsi="Times New Roman" w:cs="Times New Roman"/>
+          <w:bCs/>
+        </w:rPr>
+      </w:pPr>
+      <w:r>
+        <w:rPr>
+          <w:rFonts w:ascii="Times New Roman" w:hAnsi="Times New Roman" w:cs="Times New Roman"/>
+          <w:bCs/>
+        </w:rPr>
+        <w:t xml:space="preserve">[17] S. Suresh, J. P. </w:t>
+      </w:r>
+      <w:proofErr w:type="spellStart"/>
+      <w:r>
+        <w:rPr>
+          <w:rFonts w:ascii="Times New Roman" w:hAnsi="Times New Roman" w:cs="Times New Roman"/>
+          <w:bCs/>
+        </w:rPr>
+        <w:t>Gautam</w:t>
+      </w:r>
+      <w:proofErr w:type="spellEnd"/>
+      <w:r>
+        <w:rPr>
+          <w:rFonts w:ascii="Times New Roman" w:hAnsi="Times New Roman" w:cs="Times New Roman"/>
+          <w:bCs/>
+        </w:rPr>
+        <w:t xml:space="preserve">, G. </w:t>
+      </w:r>
+      <w:proofErr w:type="spellStart"/>
+      <w:r>
+        <w:rPr>
+          <w:rFonts w:ascii="Times New Roman" w:hAnsi="Times New Roman" w:cs="Times New Roman"/>
+          <w:bCs/>
+        </w:rPr>
+        <w:t>Pancha</w:t>
+      </w:r>
+      <w:proofErr w:type="spellEnd"/>
+      <w:r>
+        <w:rPr>
+          <w:rFonts w:ascii="Times New Roman" w:hAnsi="Times New Roman" w:cs="Times New Roman"/>
+          <w:bCs/>
+        </w:rPr>
+        <w:t xml:space="preserve">, F. J. </w:t>
+      </w:r>
+      <w:proofErr w:type="spellStart"/>
+      <w:r>
+        <w:rPr>
+          <w:rFonts w:ascii="Times New Roman" w:hAnsi="Times New Roman" w:cs="Times New Roman"/>
+          <w:bCs/>
+        </w:rPr>
+        <w:t>DeRose</w:t>
+      </w:r>
+      <w:proofErr w:type="spellEnd"/>
+      <w:r>
+        <w:rPr>
+          <w:rFonts w:ascii="Times New Roman" w:hAnsi="Times New Roman" w:cs="Times New Roman"/>
+          <w:bCs/>
+        </w:rPr>
+        <w:t xml:space="preserve">, and M. </w:t>
+      </w:r>
+      <w:proofErr w:type="spellStart"/>
+      <w:r>
+        <w:rPr>
+          <w:rFonts w:ascii="Times New Roman" w:hAnsi="Times New Roman" w:cs="Times New Roman"/>
+          <w:bCs/>
+        </w:rPr>
+        <w:t>Sankaran</w:t>
+      </w:r>
+      <w:proofErr w:type="spellEnd"/>
+      <w:r>
+        <w:rPr>
+          <w:rFonts w:ascii="Times New Roman" w:hAnsi="Times New Roman" w:cs="Times New Roman"/>
+          <w:bCs/>
+        </w:rPr>
+        <w:t xml:space="preserve">, “Method and architecture for automated optimization of ETL throughput in data warehousing applications,” US Patent 6,208,990, 2001. </w:t>
+      </w:r>
+    </w:p>
+    <w:p>
+      <w:pPr>
+        <w:spacing w:line="360" w:lineRule="auto"/>
+        <w:jc w:val="both"/>
+        <w:rPr>
+          <w:rFonts w:ascii="Times New Roman" w:hAnsi="Times New Roman" w:cs="Times New Roman"/>
+          <w:bCs/>
+        </w:rPr>
+      </w:pPr>
+      <w:r>
+        <w:rPr>
+          <w:rFonts w:ascii="Times New Roman" w:hAnsi="Times New Roman" w:cs="Times New Roman"/>
+          <w:bCs/>
+        </w:rPr>
+        <w:t xml:space="preserve">Available: </w:t>
+      </w:r>
+      <w:hyperlink r:id="rId26" w:history="1">
+        <w:r>
+          <w:rPr>
+            <w:rStyle w:val="Hyperlink"/>
+            <w:rFonts w:ascii="Times New Roman" w:hAnsi="Times New Roman" w:cs="Times New Roman"/>
+            <w:bCs/>
+          </w:rPr>
+          <w:t>https://patents.google.com/patent/US6208990B1/en.</w:t>
+        </w:r>
+      </w:hyperlink>
+      <w:r>
+        <w:rPr>
+          <w:rFonts w:ascii="Times New Roman" w:hAnsi="Times New Roman" w:cs="Times New Roman"/>
+          <w:bCs/>
+        </w:rPr>
+        <w:t xml:space="preserve"> </w:t>
+      </w:r>
+    </w:p>
+    <w:p>
+      <w:pPr>
+        <w:spacing w:line="360" w:lineRule="auto"/>
+        <w:jc w:val="both"/>
+        <w:rPr>
+          <w:rFonts w:ascii="Times New Roman" w:hAnsi="Times New Roman" w:cs="Times New Roman"/>
+          <w:bCs/>
+        </w:rPr>
+      </w:pPr>
+      <w:r>
+        <w:rPr>
+          <w:rFonts w:ascii="Times New Roman" w:hAnsi="Times New Roman" w:cs="Times New Roman"/>
+          <w:bCs/>
+        </w:rPr>
+        <w:t xml:space="preserve">[18] M. N. </w:t>
+      </w:r>
+      <w:proofErr w:type="spellStart"/>
+      <w:r>
+        <w:rPr>
+          <w:rFonts w:ascii="Times New Roman" w:hAnsi="Times New Roman" w:cs="Times New Roman"/>
+          <w:bCs/>
+        </w:rPr>
+        <w:t>Tho</w:t>
+      </w:r>
+      <w:proofErr w:type="spellEnd"/>
+      <w:r>
+        <w:rPr>
+          <w:rFonts w:ascii="Times New Roman" w:hAnsi="Times New Roman" w:cs="Times New Roman"/>
+          <w:bCs/>
+        </w:rPr>
+        <w:t xml:space="preserve"> and A. M. </w:t>
+      </w:r>
+      <w:proofErr w:type="spellStart"/>
+      <w:r>
+        <w:rPr>
+          <w:rFonts w:ascii="Times New Roman" w:hAnsi="Times New Roman" w:cs="Times New Roman"/>
+          <w:bCs/>
+        </w:rPr>
+        <w:t>Tjoa</w:t>
+      </w:r>
+      <w:proofErr w:type="spellEnd"/>
+      <w:r>
+        <w:rPr>
+          <w:rFonts w:ascii="Times New Roman" w:hAnsi="Times New Roman" w:cs="Times New Roman"/>
+          <w:bCs/>
+        </w:rPr>
+        <w:t xml:space="preserve">, “Zero-latency data warehousing for heterogeneous data sources and continuous data streams,” in 5th International Conference on Information Integration and Web-based Applications Services, 2003, pp. 55–64. </w:t>
+      </w:r>
+    </w:p>
+    <w:p>
+      <w:pPr>
+        <w:spacing w:line="360" w:lineRule="auto"/>
+        <w:jc w:val="both"/>
+        <w:rPr>
+          <w:rFonts w:ascii="Times New Roman" w:hAnsi="Times New Roman" w:cs="Times New Roman"/>
+          <w:bCs/>
+        </w:rPr>
+      </w:pPr>
+      <w:r>
+        <w:rPr>
+          <w:rFonts w:ascii="Times New Roman" w:hAnsi="Times New Roman" w:cs="Times New Roman"/>
+          <w:bCs/>
+        </w:rPr>
+        <w:t xml:space="preserve">Available: </w:t>
+      </w:r>
+      <w:hyperlink r:id="rId27" w:history="1">
+        <w:r>
+          <w:rPr>
+            <w:rStyle w:val="Hyperlink"/>
+            <w:rFonts w:ascii="Times New Roman" w:hAnsi="Times New Roman" w:cs="Times New Roman"/>
+            <w:bCs/>
+          </w:rPr>
+          <w:t>https://ieeexplore.ieee.org/document/1241161</w:t>
+        </w:r>
+      </w:hyperlink>
+    </w:p>
+    <w:p>
+      <w:pPr>
+        <w:spacing w:line="360" w:lineRule="auto"/>
+        <w:jc w:val="both"/>
+        <w:rPr>
+          <w:rFonts w:ascii="Times New Roman" w:hAnsi="Times New Roman" w:cs="Times New Roman"/>
+          <w:bCs/>
+        </w:rPr>
+      </w:pPr>
+      <w:r>
+        <w:rPr>
+          <w:rFonts w:ascii="Times New Roman" w:hAnsi="Times New Roman" w:cs="Times New Roman"/>
+          <w:bCs/>
+        </w:rPr>
+        <w:t xml:space="preserve">[19] V. </w:t>
+      </w:r>
+      <w:proofErr w:type="spellStart"/>
+      <w:r>
+        <w:rPr>
+          <w:rFonts w:ascii="Times New Roman" w:hAnsi="Times New Roman" w:cs="Times New Roman"/>
+          <w:bCs/>
+        </w:rPr>
+        <w:t>Tziovara</w:t>
+      </w:r>
+      <w:proofErr w:type="spellEnd"/>
+      <w:r>
+        <w:rPr>
+          <w:rFonts w:ascii="Times New Roman" w:hAnsi="Times New Roman" w:cs="Times New Roman"/>
+          <w:bCs/>
+        </w:rPr>
+        <w:t xml:space="preserve">, P. </w:t>
+      </w:r>
+      <w:proofErr w:type="spellStart"/>
+      <w:r>
+        <w:rPr>
+          <w:rFonts w:ascii="Times New Roman" w:hAnsi="Times New Roman" w:cs="Times New Roman"/>
+          <w:bCs/>
+        </w:rPr>
+        <w:t>Vassiliadis</w:t>
+      </w:r>
+      <w:proofErr w:type="spellEnd"/>
+      <w:r>
+        <w:rPr>
+          <w:rFonts w:ascii="Times New Roman" w:hAnsi="Times New Roman" w:cs="Times New Roman"/>
+          <w:bCs/>
+        </w:rPr>
+        <w:t xml:space="preserve">, and A. </w:t>
+      </w:r>
+      <w:proofErr w:type="spellStart"/>
+      <w:r>
+        <w:rPr>
+          <w:rFonts w:ascii="Times New Roman" w:hAnsi="Times New Roman" w:cs="Times New Roman"/>
+          <w:bCs/>
+        </w:rPr>
+        <w:t>Simitsis</w:t>
+      </w:r>
+      <w:proofErr w:type="spellEnd"/>
+      <w:r>
+        <w:rPr>
+          <w:rFonts w:ascii="Times New Roman" w:hAnsi="Times New Roman" w:cs="Times New Roman"/>
+          <w:bCs/>
+        </w:rPr>
+        <w:t xml:space="preserve">, “Deciding the physical implementation of ETL workflows,” in Proceedings of the ACM Tenth International Workshop on Data Warehousing and OLAP, ACM, 2007, pp. 49–56. </w:t>
+      </w:r>
+    </w:p>
+    <w:p>
+      <w:pPr>
+        <w:spacing w:line="360" w:lineRule="auto"/>
+        <w:jc w:val="both"/>
+        <w:rPr>
+          <w:rFonts w:ascii="Times New Roman" w:hAnsi="Times New Roman" w:cs="Times New Roman"/>
+          <w:bCs/>
+        </w:rPr>
+      </w:pPr>
+      <w:r>
+        <w:rPr>
+          <w:rFonts w:ascii="Times New Roman" w:hAnsi="Times New Roman" w:cs="Times New Roman"/>
+          <w:bCs/>
+        </w:rPr>
+        <w:t xml:space="preserve">Available: </w:t>
+      </w:r>
+      <w:hyperlink r:id="rId28" w:history="1">
+        <w:r>
+          <w:rPr>
+            <w:rStyle w:val="Hyperlink"/>
+            <w:rFonts w:ascii="Times New Roman" w:hAnsi="Times New Roman" w:cs="Times New Roman"/>
+            <w:bCs/>
+          </w:rPr>
+          <w:t>https://dl.acm.org/doi/10.1145/1317331.1317341.</w:t>
+        </w:r>
+      </w:hyperlink>
+    </w:p>
+    <w:p>
+      <w:pPr>
+        <w:spacing w:line="360" w:lineRule="auto"/>
+        <w:jc w:val="both"/>
+        <w:rPr>
+          <w:rFonts w:ascii="Times New Roman" w:hAnsi="Times New Roman" w:cs="Times New Roman"/>
+          <w:bCs/>
+        </w:rPr>
+      </w:pPr>
+      <w:r>
+        <w:rPr>
+          <w:rFonts w:ascii="Times New Roman" w:hAnsi="Times New Roman" w:cs="Times New Roman"/>
+          <w:bCs/>
+        </w:rPr>
+        <w:t xml:space="preserve">[20] P. </w:t>
+      </w:r>
+      <w:proofErr w:type="spellStart"/>
+      <w:r>
+        <w:rPr>
+          <w:rFonts w:ascii="Times New Roman" w:hAnsi="Times New Roman" w:cs="Times New Roman"/>
+          <w:bCs/>
+        </w:rPr>
+        <w:t>Vassiliadis</w:t>
+      </w:r>
+      <w:proofErr w:type="spellEnd"/>
+      <w:r>
+        <w:rPr>
+          <w:rFonts w:ascii="Times New Roman" w:hAnsi="Times New Roman" w:cs="Times New Roman"/>
+          <w:bCs/>
+        </w:rPr>
+        <w:t xml:space="preserve">, “A Survey of Extract - Transform - Load Technology,” International Journal of Data Warehousing and Mining, vol. 5, no. 3, pp. 1–27, 2009. </w:t>
+      </w:r>
+    </w:p>
+    <w:p>
+      <w:pPr>
+        <w:spacing w:line="360" w:lineRule="auto"/>
+        <w:jc w:val="both"/>
+        <w:rPr>
+          <w:rFonts w:ascii="Times New Roman" w:hAnsi="Times New Roman" w:cs="Times New Roman"/>
+          <w:bCs/>
+        </w:rPr>
+      </w:pPr>
+      <w:r>
+        <w:rPr>
+          <w:rFonts w:ascii="Times New Roman" w:hAnsi="Times New Roman" w:cs="Times New Roman"/>
+          <w:bCs/>
+        </w:rPr>
+        <w:t xml:space="preserve">Available: </w:t>
+      </w:r>
+    </w:p>
+    <w:p>
+      <w:pPr>
+        <w:spacing w:line="360" w:lineRule="auto"/>
+        <w:jc w:val="both"/>
+        <w:rPr>
+          <w:rFonts w:ascii="Times New Roman" w:hAnsi="Times New Roman" w:cs="Times New Roman"/>
+          <w:bCs/>
+        </w:rPr>
+      </w:pPr>
+      <w:hyperlink r:id="rId29" w:history="1">
+        <w:r>
+          <w:rPr>
+            <w:rStyle w:val="Hyperlink"/>
+            <w:rFonts w:ascii="Times New Roman" w:hAnsi="Times New Roman" w:cs="Times New Roman"/>
+            <w:bCs/>
+          </w:rPr>
+          <w:t>https://www.igi-global.com/article/survey-extract-transform-load-technology/37403</w:t>
+        </w:r>
+      </w:hyperlink>
+    </w:p>
+    <w:p>
+      <w:pPr>
+        <w:spacing w:line="360" w:lineRule="auto"/>
+        <w:jc w:val="both"/>
+        <w:rPr>
+          <w:rFonts w:ascii="Times New Roman" w:hAnsi="Times New Roman" w:cs="Times New Roman"/>
+          <w:bCs/>
+        </w:rPr>
+      </w:pPr>
+      <w:r>
+        <w:rPr>
+          <w:rFonts w:ascii="Times New Roman" w:hAnsi="Times New Roman" w:cs="Times New Roman"/>
+          <w:bCs/>
+        </w:rPr>
+        <w:t xml:space="preserve">[21] P. </w:t>
+      </w:r>
+      <w:proofErr w:type="spellStart"/>
+      <w:r>
+        <w:rPr>
+          <w:rFonts w:ascii="Times New Roman" w:hAnsi="Times New Roman" w:cs="Times New Roman"/>
+          <w:bCs/>
+        </w:rPr>
+        <w:t>Vassiliadis</w:t>
+      </w:r>
+      <w:proofErr w:type="spellEnd"/>
+      <w:r>
+        <w:rPr>
+          <w:rFonts w:ascii="Times New Roman" w:hAnsi="Times New Roman" w:cs="Times New Roman"/>
+          <w:bCs/>
+        </w:rPr>
+        <w:t xml:space="preserve"> and A. </w:t>
+      </w:r>
+      <w:proofErr w:type="spellStart"/>
+      <w:r>
+        <w:rPr>
+          <w:rFonts w:ascii="Times New Roman" w:hAnsi="Times New Roman" w:cs="Times New Roman"/>
+          <w:bCs/>
+        </w:rPr>
+        <w:t>Simitsis</w:t>
+      </w:r>
+      <w:proofErr w:type="spellEnd"/>
+      <w:r>
+        <w:rPr>
+          <w:rFonts w:ascii="Times New Roman" w:hAnsi="Times New Roman" w:cs="Times New Roman"/>
+          <w:bCs/>
+        </w:rPr>
+        <w:t xml:space="preserve">, “Near Real Time ETL,” Springer Annals of Information Systems, vol. 3, no. 978-0-387-87430-2, 2008. </w:t>
+      </w:r>
+    </w:p>
+    <w:p>
+      <w:pPr>
+        <w:spacing w:line="360" w:lineRule="auto"/>
+        <w:jc w:val="both"/>
+        <w:rPr>
+          <w:rFonts w:ascii="Times New Roman" w:hAnsi="Times New Roman" w:cs="Times New Roman"/>
+          <w:bCs/>
+        </w:rPr>
+      </w:pPr>
+      <w:r>
+        <w:rPr>
+          <w:rFonts w:ascii="Times New Roman" w:hAnsi="Times New Roman" w:cs="Times New Roman"/>
+          <w:bCs/>
+        </w:rPr>
+        <w:t xml:space="preserve">Available: </w:t>
+      </w:r>
+      <w:hyperlink r:id="rId30" w:history="1">
+        <w:r>
+          <w:rPr>
+            <w:rStyle w:val="Hyperlink"/>
+            <w:rFonts w:ascii="Times New Roman" w:hAnsi="Times New Roman" w:cs="Times New Roman"/>
+            <w:bCs/>
+          </w:rPr>
+          <w:t>https://link.springer.com/chapter/10.1007/978-0-387-87431-9_3.</w:t>
+        </w:r>
+      </w:hyperlink>
+      <w:r>
+        <w:rPr>
+          <w:rFonts w:ascii="Times New Roman" w:hAnsi="Times New Roman" w:cs="Times New Roman"/>
+          <w:bCs/>
+        </w:rPr>
+        <w:t xml:space="preserve"> </w:t>
+      </w:r>
+    </w:p>
+    <w:p>
+      <w:pPr>
+        <w:spacing w:line="360" w:lineRule="auto"/>
+        <w:jc w:val="both"/>
+        <w:rPr>
+          <w:rFonts w:ascii="Times New Roman" w:hAnsi="Times New Roman" w:cs="Times New Roman"/>
+          <w:bCs/>
+        </w:rPr>
+      </w:pPr>
+      <w:r>
+        <w:rPr>
+          <w:rFonts w:ascii="Times New Roman" w:hAnsi="Times New Roman" w:cs="Times New Roman"/>
+          <w:bCs/>
+        </w:rPr>
+        <w:t xml:space="preserve">[22] P. </w:t>
+      </w:r>
+      <w:proofErr w:type="spellStart"/>
+      <w:r>
+        <w:rPr>
+          <w:rFonts w:ascii="Times New Roman" w:hAnsi="Times New Roman" w:cs="Times New Roman"/>
+          <w:bCs/>
+        </w:rPr>
+        <w:t>Vassiliadis</w:t>
+      </w:r>
+      <w:proofErr w:type="spellEnd"/>
+      <w:r>
+        <w:rPr>
+          <w:rFonts w:ascii="Times New Roman" w:hAnsi="Times New Roman" w:cs="Times New Roman"/>
+          <w:bCs/>
+        </w:rPr>
+        <w:t xml:space="preserve"> and A. </w:t>
+      </w:r>
+      <w:proofErr w:type="spellStart"/>
+      <w:r>
+        <w:rPr>
+          <w:rFonts w:ascii="Times New Roman" w:hAnsi="Times New Roman" w:cs="Times New Roman"/>
+          <w:bCs/>
+        </w:rPr>
+        <w:t>Simitsis</w:t>
+      </w:r>
+      <w:proofErr w:type="spellEnd"/>
+      <w:r>
+        <w:rPr>
+          <w:rFonts w:ascii="Times New Roman" w:hAnsi="Times New Roman" w:cs="Times New Roman"/>
+          <w:bCs/>
+        </w:rPr>
+        <w:t xml:space="preserve">, “Extraction, transformation, and loading,” in Encyclopedia of Database Systems, Springer, 2009, pp. 1095–1101. </w:t>
+      </w:r>
+    </w:p>
+    <w:p>
+      <w:pPr>
+        <w:spacing w:line="360" w:lineRule="auto"/>
+        <w:jc w:val="both"/>
+        <w:rPr>
+          <w:rFonts w:ascii="Times New Roman" w:hAnsi="Times New Roman" w:cs="Times New Roman"/>
+          <w:bCs/>
+        </w:rPr>
+      </w:pPr>
+      <w:r>
+        <w:rPr>
+          <w:rFonts w:ascii="Times New Roman" w:hAnsi="Times New Roman" w:cs="Times New Roman"/>
+          <w:bCs/>
+        </w:rPr>
+        <w:t xml:space="preserve">Available: </w:t>
+      </w:r>
+      <w:hyperlink r:id="rId31" w:history="1">
+        <w:r>
+          <w:rPr>
+            <w:rStyle w:val="Hyperlink"/>
+            <w:rFonts w:ascii="Times New Roman" w:hAnsi="Times New Roman" w:cs="Times New Roman"/>
+            <w:bCs/>
+          </w:rPr>
+          <w:t>https://link.springer.com/referenceworkentry/10.1007/978-0-387-39940-9_110.</w:t>
+        </w:r>
+      </w:hyperlink>
+      <w:r>
+        <w:rPr>
+          <w:rFonts w:ascii="Times New Roman" w:hAnsi="Times New Roman" w:cs="Times New Roman"/>
+          <w:bCs/>
+        </w:rPr>
+        <w:t xml:space="preserve"> </w:t>
+      </w:r>
+    </w:p>
+    <w:p>
+      <w:pPr>
+        <w:spacing w:line="360" w:lineRule="auto"/>
+        <w:jc w:val="both"/>
+        <w:rPr>
+          <w:rFonts w:ascii="Times New Roman" w:hAnsi="Times New Roman" w:cs="Times New Roman"/>
+          <w:bCs/>
+        </w:rPr>
+      </w:pPr>
+      <w:r>
+        <w:rPr>
+          <w:rFonts w:ascii="Times New Roman" w:hAnsi="Times New Roman" w:cs="Times New Roman"/>
+          <w:bCs/>
+        </w:rPr>
+        <w:t xml:space="preserve">[23] P. </w:t>
+      </w:r>
+      <w:proofErr w:type="spellStart"/>
+      <w:r>
+        <w:rPr>
+          <w:rFonts w:ascii="Times New Roman" w:hAnsi="Times New Roman" w:cs="Times New Roman"/>
+          <w:bCs/>
+        </w:rPr>
+        <w:t>Vassiliadis</w:t>
+      </w:r>
+      <w:proofErr w:type="spellEnd"/>
+      <w:r>
+        <w:rPr>
+          <w:rFonts w:ascii="Times New Roman" w:hAnsi="Times New Roman" w:cs="Times New Roman"/>
+          <w:bCs/>
+        </w:rPr>
+        <w:t xml:space="preserve">, A. </w:t>
+      </w:r>
+      <w:proofErr w:type="spellStart"/>
+      <w:r>
+        <w:rPr>
+          <w:rFonts w:ascii="Times New Roman" w:hAnsi="Times New Roman" w:cs="Times New Roman"/>
+          <w:bCs/>
+        </w:rPr>
+        <w:t>Simitsis</w:t>
+      </w:r>
+      <w:proofErr w:type="spellEnd"/>
+      <w:r>
+        <w:rPr>
+          <w:rFonts w:ascii="Times New Roman" w:hAnsi="Times New Roman" w:cs="Times New Roman"/>
+          <w:bCs/>
+        </w:rPr>
+        <w:t xml:space="preserve">, and S. </w:t>
+      </w:r>
+      <w:proofErr w:type="spellStart"/>
+      <w:r>
+        <w:rPr>
+          <w:rFonts w:ascii="Times New Roman" w:hAnsi="Times New Roman" w:cs="Times New Roman"/>
+          <w:bCs/>
+        </w:rPr>
+        <w:t>Skiadopoulos</w:t>
+      </w:r>
+      <w:proofErr w:type="spellEnd"/>
+      <w:r>
+        <w:rPr>
+          <w:rFonts w:ascii="Times New Roman" w:hAnsi="Times New Roman" w:cs="Times New Roman"/>
+          <w:bCs/>
+        </w:rPr>
+        <w:t xml:space="preserve">, “On the Logical Modeling of ETL Processes,” in Proc. International Conference on Advanced Information Systems Engineering, 2002, pp. 782–786. </w:t>
+      </w:r>
+    </w:p>
+    <w:p>
+      <w:pPr>
+        <w:spacing w:line="360" w:lineRule="auto"/>
+        <w:jc w:val="both"/>
+        <w:rPr>
+          <w:rFonts w:ascii="Times New Roman" w:hAnsi="Times New Roman" w:cs="Times New Roman"/>
+          <w:bCs/>
+        </w:rPr>
+      </w:pPr>
+      <w:r>
+        <w:rPr>
+          <w:rFonts w:ascii="Times New Roman" w:hAnsi="Times New Roman" w:cs="Times New Roman"/>
+          <w:bCs/>
+        </w:rPr>
+        <w:t xml:space="preserve">Available: </w:t>
+      </w:r>
+      <w:hyperlink r:id="rId32" w:history="1">
+        <w:r>
+          <w:rPr>
+            <w:rStyle w:val="Hyperlink"/>
+            <w:rFonts w:ascii="Times New Roman" w:hAnsi="Times New Roman" w:cs="Times New Roman"/>
+            <w:bCs/>
+          </w:rPr>
+          <w:t>https://link.springer.com/chapter/10.1007/3-540-47919-1_53.</w:t>
+        </w:r>
+      </w:hyperlink>
+      <w:r>
+        <w:rPr>
+          <w:rFonts w:ascii="Times New Roman" w:hAnsi="Times New Roman" w:cs="Times New Roman"/>
+          <w:bCs/>
+        </w:rPr>
+        <w:t xml:space="preserve"> </w:t>
+      </w:r>
+    </w:p>
+    <w:p>
+      <w:pPr>
+        <w:spacing w:line="360" w:lineRule="auto"/>
+        <w:jc w:val="both"/>
+        <w:rPr>
+          <w:rFonts w:ascii="Times New Roman" w:hAnsi="Times New Roman" w:cs="Times New Roman"/>
+          <w:bCs/>
+        </w:rPr>
+      </w:pPr>
+      <w:r>
+        <w:rPr>
+          <w:rFonts w:ascii="Times New Roman" w:hAnsi="Times New Roman" w:cs="Times New Roman"/>
+          <w:bCs/>
+        </w:rPr>
+        <w:t xml:space="preserve">[24] H. Zhou, D. Yang, and Y. Xu, “An ETL strategy for real-time data warehouse,” in Practical Applications of Intelligent Systems, Springer, 2011, pp. 329–336. </w:t>
+      </w:r>
+    </w:p>
+    <w:p>
+      <w:pPr>
+        <w:spacing w:line="360" w:lineRule="auto"/>
+        <w:jc w:val="both"/>
+        <w:rPr>
+          <w:rFonts w:ascii="Times New Roman" w:hAnsi="Times New Roman" w:cs="Times New Roman"/>
+          <w:bCs/>
+        </w:rPr>
+      </w:pPr>
+      <w:r>
+        <w:rPr>
+          <w:rFonts w:ascii="Times New Roman" w:hAnsi="Times New Roman" w:cs="Times New Roman"/>
+          <w:bCs/>
+        </w:rPr>
+        <w:t xml:space="preserve">Available: </w:t>
+      </w:r>
+      <w:hyperlink r:id="rId33" w:history="1">
+        <w:r>
+          <w:rPr>
+            <w:rStyle w:val="Hyperlink"/>
+            <w:rFonts w:ascii="Times New Roman" w:hAnsi="Times New Roman" w:cs="Times New Roman"/>
+            <w:bCs/>
+          </w:rPr>
+          <w:t>https://link.springer.com/chapter/10.1007/978-3-642-25658-7_40.</w:t>
+        </w:r>
+      </w:hyperlink>
+      <w:r>
+        <w:rPr>
+          <w:rFonts w:ascii="Times New Roman" w:hAnsi="Times New Roman" w:cs="Times New Roman"/>
+          <w:bCs/>
+        </w:rPr>
+        <w:t xml:space="preserve"> </w:t>
+      </w:r>
+    </w:p>
+    <w:p>
+      <w:pPr>
+        <w:spacing w:line="360" w:lineRule="auto"/>
+        <w:jc w:val="both"/>
+        <w:rPr>
+          <w:rFonts w:ascii="Times New Roman" w:hAnsi="Times New Roman" w:cs="Times New Roman"/>
+          <w:bCs/>
+        </w:rPr>
+      </w:pPr>
+    </w:p>
+    <w:p>
+      <w:pPr>
+        <w:spacing w:line="360" w:lineRule="auto"/>
+        <w:jc w:val="both"/>
+        <w:rPr>
+          <w:rFonts w:ascii="Times New Roman" w:hAnsi="Times New Roman" w:cs="Times New Roman"/>
+          <w:bCs/>
+        </w:rPr>
+      </w:pPr>
     </w:p>
     <w:sectPr>
       <w:pgSz w:w="11900" w:h="16840" w:code="9"/>
@@ -5590,6 +7133,95 @@
     </w:lvl>
   </w:abstractNum>
   <w:abstractNum w:abstractNumId="3" w15:restartNumberingAfterBreak="0">
+    <w:nsid w:val="29BD7E05"/>
+    <w:multiLevelType w:val="hybridMultilevel"/>
+    <w:tmpl w:val="CE74EE28"/>
+    <w:lvl w:ilvl="0" w:tplc="0409000F">
+      <w:start w:val="1"/>
+      <w:numFmt w:val="decimal"/>
+      <w:lvlText w:val="%1."/>
+      <w:lvlJc w:val="left"/>
+      <w:pPr>
+        <w:ind w:left="720" w:hanging="360"/>
+      </w:pPr>
+      <w:rPr>
+        <w:rFonts w:hint="default"/>
+      </w:rPr>
+    </w:lvl>
+    <w:lvl w:ilvl="1" w:tplc="04090019" w:tentative="1">
+      <w:start w:val="1"/>
+      <w:numFmt w:val="lowerLetter"/>
+      <w:lvlText w:val="%2."/>
+      <w:lvlJc w:val="left"/>
+      <w:pPr>
+        <w:ind w:left="1440" w:hanging="360"/>
+      </w:pPr>
+    </w:lvl>
+    <w:lvl w:ilvl="2" w:tplc="0409001B" w:tentative="1">
+      <w:start w:val="1"/>
+      <w:numFmt w:val="lowerRoman"/>
+      <w:lvlText w:val="%3."/>
+      <w:lvlJc w:val="right"/>
+      <w:pPr>
+        <w:ind w:left="2160" w:hanging="180"/>
+      </w:pPr>
+    </w:lvl>
+    <w:lvl w:ilvl="3" w:tplc="0409000F" w:tentative="1">
+      <w:start w:val="1"/>
+      <w:numFmt w:val="decimal"/>
+      <w:lvlText w:val="%4."/>
+      <w:lvlJc w:val="left"/>
+      <w:pPr>
+        <w:ind w:left="2880" w:hanging="360"/>
+      </w:pPr>
+    </w:lvl>
+    <w:lvl w:ilvl="4" w:tplc="04090019" w:tentative="1">
+      <w:start w:val="1"/>
+      <w:numFmt w:val="lowerLetter"/>
+      <w:lvlText w:val="%5."/>
+      <w:lvlJc w:val="left"/>
+      <w:pPr>
+        <w:ind w:left="3600" w:hanging="360"/>
+      </w:pPr>
+    </w:lvl>
+    <w:lvl w:ilvl="5" w:tplc="0409001B" w:tentative="1">
+      <w:start w:val="1"/>
+      <w:numFmt w:val="lowerRoman"/>
+      <w:lvlText w:val="%6."/>
+      <w:lvlJc w:val="right"/>
+      <w:pPr>
+        <w:ind w:left="4320" w:hanging="180"/>
+      </w:pPr>
+    </w:lvl>
+    <w:lvl w:ilvl="6" w:tplc="0409000F" w:tentative="1">
+      <w:start w:val="1"/>
+      <w:numFmt w:val="decimal"/>
+      <w:lvlText w:val="%7."/>
+      <w:lvlJc w:val="left"/>
+      <w:pPr>
+        <w:ind w:left="5040" w:hanging="360"/>
+      </w:pPr>
+    </w:lvl>
+    <w:lvl w:ilvl="7" w:tplc="04090019" w:tentative="1">
+      <w:start w:val="1"/>
+      <w:numFmt w:val="lowerLetter"/>
+      <w:lvlText w:val="%8."/>
+      <w:lvlJc w:val="left"/>
+      <w:pPr>
+        <w:ind w:left="5760" w:hanging="360"/>
+      </w:pPr>
+    </w:lvl>
+    <w:lvl w:ilvl="8" w:tplc="0409001B" w:tentative="1">
+      <w:start w:val="1"/>
+      <w:numFmt w:val="lowerRoman"/>
+      <w:lvlText w:val="%9."/>
+      <w:lvlJc w:val="right"/>
+      <w:pPr>
+        <w:ind w:left="6480" w:hanging="180"/>
+      </w:pPr>
+    </w:lvl>
+  </w:abstractNum>
+  <w:abstractNum w:abstractNumId="4" w15:restartNumberingAfterBreak="0">
     <w:nsid w:val="363F43CB"/>
     <w:multiLevelType w:val="hybridMultilevel"/>
     <w:tmpl w:val="8F96E240"/>
@@ -5675,7 +7307,7 @@
       </w:pPr>
     </w:lvl>
   </w:abstractNum>
-  <w:abstractNum w:abstractNumId="4" w15:restartNumberingAfterBreak="0">
+  <w:abstractNum w:abstractNumId="5" w15:restartNumberingAfterBreak="0">
     <w:nsid w:val="3E1330DC"/>
     <w:multiLevelType w:val="multilevel"/>
     <w:tmpl w:val="45ECEE5C"/>
@@ -5788,7 +7420,7 @@
       </w:rPr>
     </w:lvl>
   </w:abstractNum>
-  <w:abstractNum w:abstractNumId="5" w15:restartNumberingAfterBreak="0">
+  <w:abstractNum w:abstractNumId="6" w15:restartNumberingAfterBreak="0">
     <w:nsid w:val="3F5F66BD"/>
     <w:multiLevelType w:val="multilevel"/>
     <w:tmpl w:val="7F44C554"/>
@@ -5901,7 +7533,7 @@
       </w:pPr>
     </w:lvl>
   </w:abstractNum>
-  <w:abstractNum w:abstractNumId="6" w15:restartNumberingAfterBreak="0">
+  <w:abstractNum w:abstractNumId="7" w15:restartNumberingAfterBreak="0">
     <w:nsid w:val="41D54407"/>
     <w:multiLevelType w:val="multilevel"/>
     <w:tmpl w:val="EAF07D5C"/>
@@ -6014,7 +7646,7 @@
       </w:pPr>
     </w:lvl>
   </w:abstractNum>
-  <w:abstractNum w:abstractNumId="7" w15:restartNumberingAfterBreak="0">
+  <w:abstractNum w:abstractNumId="8" w15:restartNumberingAfterBreak="0">
     <w:nsid w:val="4BB51FCE"/>
     <w:multiLevelType w:val="multilevel"/>
     <w:tmpl w:val="9C5046FC"/>
@@ -6163,7 +7795,7 @@
       </w:rPr>
     </w:lvl>
   </w:abstractNum>
-  <w:abstractNum w:abstractNumId="8" w15:restartNumberingAfterBreak="0">
+  <w:abstractNum w:abstractNumId="9" w15:restartNumberingAfterBreak="0">
     <w:nsid w:val="528738FB"/>
     <w:multiLevelType w:val="multilevel"/>
     <w:tmpl w:val="64C093CA"/>
@@ -6276,7 +7908,7 @@
       </w:pPr>
     </w:lvl>
   </w:abstractNum>
-  <w:abstractNum w:abstractNumId="9" w15:restartNumberingAfterBreak="0">
+  <w:abstractNum w:abstractNumId="10" w15:restartNumberingAfterBreak="0">
     <w:nsid w:val="64CE03DF"/>
     <w:multiLevelType w:val="multilevel"/>
     <w:tmpl w:val="516E38A2"/>
@@ -6389,7 +8021,96 @@
       </w:pPr>
     </w:lvl>
   </w:abstractNum>
-  <w:abstractNum w:abstractNumId="10" w15:restartNumberingAfterBreak="0">
+  <w:abstractNum w:abstractNumId="11" w15:restartNumberingAfterBreak="0">
+    <w:nsid w:val="72822500"/>
+    <w:multiLevelType w:val="hybridMultilevel"/>
+    <w:tmpl w:val="9AAE7A6C"/>
+    <w:lvl w:ilvl="0" w:tplc="0409000F">
+      <w:start w:val="1"/>
+      <w:numFmt w:val="decimal"/>
+      <w:lvlText w:val="%1."/>
+      <w:lvlJc w:val="left"/>
+      <w:pPr>
+        <w:ind w:left="720" w:hanging="360"/>
+      </w:pPr>
+      <w:rPr>
+        <w:rFonts w:hint="default"/>
+      </w:rPr>
+    </w:lvl>
+    <w:lvl w:ilvl="1" w:tplc="04090019" w:tentative="1">
+      <w:start w:val="1"/>
+      <w:numFmt w:val="lowerLetter"/>
+      <w:lvlText w:val="%2."/>
+      <w:lvlJc w:val="left"/>
+      <w:pPr>
+        <w:ind w:left="1440" w:hanging="360"/>
+      </w:pPr>
+    </w:lvl>
+    <w:lvl w:ilvl="2" w:tplc="0409001B" w:tentative="1">
+      <w:start w:val="1"/>
+      <w:numFmt w:val="lowerRoman"/>
+      <w:lvlText w:val="%3."/>
+      <w:lvlJc w:val="right"/>
+      <w:pPr>
+        <w:ind w:left="2160" w:hanging="180"/>
+      </w:pPr>
+    </w:lvl>
+    <w:lvl w:ilvl="3" w:tplc="0409000F" w:tentative="1">
+      <w:start w:val="1"/>
+      <w:numFmt w:val="decimal"/>
+      <w:lvlText w:val="%4."/>
+      <w:lvlJc w:val="left"/>
+      <w:pPr>
+        <w:ind w:left="2880" w:hanging="360"/>
+      </w:pPr>
+    </w:lvl>
+    <w:lvl w:ilvl="4" w:tplc="04090019" w:tentative="1">
+      <w:start w:val="1"/>
+      <w:numFmt w:val="lowerLetter"/>
+      <w:lvlText w:val="%5."/>
+      <w:lvlJc w:val="left"/>
+      <w:pPr>
+        <w:ind w:left="3600" w:hanging="360"/>
+      </w:pPr>
+    </w:lvl>
+    <w:lvl w:ilvl="5" w:tplc="0409001B" w:tentative="1">
+      <w:start w:val="1"/>
+      <w:numFmt w:val="lowerRoman"/>
+      <w:lvlText w:val="%6."/>
+      <w:lvlJc w:val="right"/>
+      <w:pPr>
+        <w:ind w:left="4320" w:hanging="180"/>
+      </w:pPr>
+    </w:lvl>
+    <w:lvl w:ilvl="6" w:tplc="0409000F" w:tentative="1">
+      <w:start w:val="1"/>
+      <w:numFmt w:val="decimal"/>
+      <w:lvlText w:val="%7."/>
+      <w:lvlJc w:val="left"/>
+      <w:pPr>
+        <w:ind w:left="5040" w:hanging="360"/>
+      </w:pPr>
+    </w:lvl>
+    <w:lvl w:ilvl="7" w:tplc="04090019" w:tentative="1">
+      <w:start w:val="1"/>
+      <w:numFmt w:val="lowerLetter"/>
+      <w:lvlText w:val="%8."/>
+      <w:lvlJc w:val="left"/>
+      <w:pPr>
+        <w:ind w:left="5760" w:hanging="360"/>
+      </w:pPr>
+    </w:lvl>
+    <w:lvl w:ilvl="8" w:tplc="0409001B" w:tentative="1">
+      <w:start w:val="1"/>
+      <w:numFmt w:val="lowerRoman"/>
+      <w:lvlText w:val="%9."/>
+      <w:lvlJc w:val="right"/>
+      <w:pPr>
+        <w:ind w:left="6480" w:hanging="180"/>
+      </w:pPr>
+    </w:lvl>
+  </w:abstractNum>
+  <w:abstractNum w:abstractNumId="12" w15:restartNumberingAfterBreak="0">
     <w:nsid w:val="7E5D1552"/>
     <w:multiLevelType w:val="multilevel"/>
     <w:tmpl w:val="27A434AE"/>
@@ -6503,22 +8224,22 @@
     </w:lvl>
   </w:abstractNum>
   <w:num w:numId="1">
-    <w:abstractNumId w:val="5"/>
+    <w:abstractNumId w:val="6"/>
   </w:num>
   <w:num w:numId="2">
-    <w:abstractNumId w:val="8"/>
+    <w:abstractNumId w:val="9"/>
   </w:num>
   <w:num w:numId="3">
     <w:abstractNumId w:val="0"/>
   </w:num>
   <w:num w:numId="4">
-    <w:abstractNumId w:val="7"/>
+    <w:abstractNumId w:val="8"/>
   </w:num>
   <w:num w:numId="5">
-    <w:abstractNumId w:val="9"/>
+    <w:abstractNumId w:val="10"/>
   </w:num>
   <w:num w:numId="6">
-    <w:abstractNumId w:val="10"/>
+    <w:abstractNumId w:val="12"/>
   </w:num>
   <w:num w:numId="7">
     <w:abstractNumId w:val="2"/>
@@ -6527,13 +8248,19 @@
     <w:abstractNumId w:val="1"/>
   </w:num>
   <w:num w:numId="9">
+    <w:abstractNumId w:val="4"/>
+  </w:num>
+  <w:num w:numId="10">
+    <w:abstractNumId w:val="5"/>
+  </w:num>
+  <w:num w:numId="11">
+    <w:abstractNumId w:val="7"/>
+  </w:num>
+  <w:num w:numId="12">
     <w:abstractNumId w:val="3"/>
   </w:num>
-  <w:num w:numId="10">
-    <w:abstractNumId w:val="4"/>
-  </w:num>
-  <w:num w:numId="11">
-    <w:abstractNumId w:val="6"/>
+  <w:num w:numId="13">
+    <w:abstractNumId w:val="11"/>
   </w:num>
 </w:numbering>
 </file>
@@ -7530,7 +9257,7 @@
 </file>
 
 <file path=customXml/itemProps1.xml><?xml version="1.0" encoding="utf-8"?>
-<ds:datastoreItem xmlns:ds="http://schemas.openxmlformats.org/officeDocument/2006/customXml" ds:itemID="{829800E0-8191-4E90-A27B-A290342C500E}">
+<ds:datastoreItem xmlns:ds="http://schemas.openxmlformats.org/officeDocument/2006/customXml" ds:itemID="{722C39EB-EC65-4084-B8DF-3FFA30BE24F3}">
   <ds:schemaRefs>
     <ds:schemaRef ds:uri="http://schemas.openxmlformats.org/officeDocument/2006/bibliography"/>
   </ds:schemaRefs>
